--- a/testakten/gesellschaftsgruender-ki-krypto-startup-berlin-musterprotokoll/04_angel_termsheet_pfaffenrode.docx
+++ b/testakten/gesellschaftsgruender-ki-krypto-startup-berlin-musterprotokoll/04_angel_termsheet_pfaffenrode.docx
@@ -5,16 +5,20 @@
     <w:p>
       <w:pPr>
         <w:pStyle w:val="Heading1"/>
+        <w:spacing w:after="160" w:line="259" w:lineRule="auto"/>
       </w:pPr>
       <w:r>
         <w:rPr>
           <w:rFonts w:ascii="Times New Roman" w:hAnsi="Times New Roman"/>
+          <w:b/>
+          <w:sz w:val="28"/>
         </w:rPr>
         <w:t>Termsheet Sebastian Pfaffenrode (Angel) — NeuroChain Labs GmbH (i.G.)</w:t>
       </w:r>
     </w:p>
     <w:p>
       <w:pPr>
+        <w:spacing w:line="259" w:lineRule="auto" w:after="60"/>
         <w:jc w:val="left"/>
       </w:pPr>
       <w:r>
@@ -280,10 +284,13 @@
     <w:p>
       <w:pPr>
         <w:pStyle w:val="Heading2"/>
+        <w:spacing w:before="120" w:after="60" w:line="259" w:lineRule="auto"/>
       </w:pPr>
       <w:r>
         <w:rPr>
           <w:rFonts w:ascii="Times New Roman" w:hAnsi="Times New Roman"/>
+          <w:b/>
+          <w:sz w:val="22"/>
         </w:rPr>
         <w:t>Wesentliche Konditionen</w:t>
       </w:r>
@@ -291,10 +298,13 @@
     <w:p>
       <w:pPr>
         <w:pStyle w:val="Heading3"/>
+        <w:spacing w:before="120" w:after="60" w:line="259" w:lineRule="auto"/>
       </w:pPr>
       <w:r>
         <w:rPr>
           <w:rFonts w:ascii="Times New Roman" w:hAnsi="Times New Roman"/>
+          <w:b/>
+          <w:sz w:val="22"/>
         </w:rPr>
         <w:t>1. Vesting</w:t>
       </w:r>
@@ -302,38 +312,63 @@
     <w:p>
       <w:pPr>
         <w:pStyle w:val="ListBullet"/>
+        <w:spacing w:before="120" w:after="60" w:line="259" w:lineRule="auto"/>
       </w:pPr>
       <w:r>
+        <w:rPr>
+          <w:rFonts w:ascii="Times New Roman" w:hAnsi="Times New Roman"/>
+          <w:b/>
+          <w:sz w:val="22"/>
+        </w:rPr>
         <w:t>Vesting-Laufzeit: vier Jahre</w:t>
       </w:r>
     </w:p>
     <w:p>
       <w:pPr>
         <w:pStyle w:val="ListBullet"/>
+        <w:spacing w:before="120" w:after="60" w:line="259" w:lineRule="auto"/>
       </w:pPr>
       <w:r>
+        <w:rPr>
+          <w:rFonts w:ascii="Times New Roman" w:hAnsi="Times New Roman"/>
+          <w:b/>
+          <w:sz w:val="22"/>
+        </w:rPr>
         <w:t>Cliff: zwölf Monate</w:t>
       </w:r>
     </w:p>
     <w:p>
       <w:pPr>
         <w:pStyle w:val="ListBullet"/>
+        <w:spacing w:before="120" w:after="60" w:line="259" w:lineRule="auto"/>
       </w:pPr>
       <w:r>
+        <w:rPr>
+          <w:rFonts w:ascii="Times New Roman" w:hAnsi="Times New Roman"/>
+          <w:b/>
+          <w:sz w:val="22"/>
+        </w:rPr>
         <w:t>Frequenz: monatlich nach Cliff</w:t>
       </w:r>
     </w:p>
     <w:p>
       <w:pPr>
         <w:pStyle w:val="ListBullet"/>
+        <w:spacing w:before="120" w:after="60" w:line="259" w:lineRule="auto"/>
       </w:pPr>
       <w:r>
+        <w:rPr>
+          <w:rFonts w:ascii="Times New Roman" w:hAnsi="Times New Roman"/>
+          <w:b/>
+          <w:sz w:val="22"/>
+        </w:rPr>
         <w:t>Reverse Vesting der Gründer-Anteile</w:t>
       </w:r>
     </w:p>
     <w:p>
       <w:pPr>
         <w:pStyle w:val="ListBullet"/>
+        <w:spacing w:line="259" w:lineRule="auto" w:after="60"/>
       </w:pPr>
       <w:r>
         <w:t>Good-Leaver: Rückgabe unvested Anteile zum Nominalwert</w:t>
@@ -342,6 +377,7 @@
     <w:p>
       <w:pPr>
         <w:pStyle w:val="ListBullet"/>
+        <w:spacing w:line="259" w:lineRule="auto" w:after="60"/>
       </w:pPr>
       <w:r>
         <w:t xml:space="preserve">Bad-Leaver: Rückgabe </w:t>
@@ -359,6 +395,7 @@
     <w:p>
       <w:pPr>
         <w:pStyle w:val="ListBullet"/>
+        <w:spacing w:line="259" w:lineRule="auto" w:after="60"/>
       </w:pPr>
       <w:r>
         <w:t>gilt für alle drei Gründer (Aylin Soeren, Jonas Kreutzberger, Mira Holzbach)</w:t>
@@ -367,6 +404,7 @@
     <w:p>
       <w:pPr>
         <w:pStyle w:val="Heading3"/>
+        <w:spacing w:line="259" w:lineRule="auto" w:after="60"/>
       </w:pPr>
       <w:r>
         <w:rPr>
@@ -377,6 +415,7 @@
     </w:p>
     <w:p>
       <w:pPr>
+        <w:spacing w:line="259" w:lineRule="auto" w:after="60"/>
         <w:jc w:val="left"/>
       </w:pPr>
       <w:r>
@@ -386,6 +425,7 @@
     <w:p>
       <w:pPr>
         <w:pStyle w:val="ListBullet"/>
+        <w:spacing w:line="259" w:lineRule="auto" w:after="60"/>
       </w:pPr>
       <w:r>
         <w:t>Vesting-Mechanik</w:t>
@@ -394,6 +434,7 @@
     <w:p>
       <w:pPr>
         <w:pStyle w:val="ListBullet"/>
+        <w:spacing w:line="259" w:lineRule="auto" w:after="60"/>
       </w:pPr>
       <w:r>
         <w:t>Pro-Rata-Recht des Investors bei künftigen Kapitalerhöhungen (Beibehaltung der 5 Prozent)</w:t>
@@ -402,6 +443,7 @@
     <w:p>
       <w:pPr>
         <w:pStyle w:val="ListBullet"/>
+        <w:spacing w:line="259" w:lineRule="auto" w:after="60"/>
       </w:pPr>
       <w:r>
         <w:t>Information Rights: vierteljährliches Reporting, Jahresbericht, Cap Table aktuell</w:t>
@@ -410,6 +452,7 @@
     <w:p>
       <w:pPr>
         <w:pStyle w:val="ListBullet"/>
+        <w:spacing w:line="259" w:lineRule="auto" w:after="60"/>
       </w:pPr>
       <w:r>
         <w:t>Vorerwerbsrecht und Andienungsrecht bei Anteilsverkäufen der Gründer</w:t>
@@ -418,6 +461,7 @@
     <w:p>
       <w:pPr>
         <w:pStyle w:val="ListBullet"/>
+        <w:spacing w:line="259" w:lineRule="auto" w:after="60"/>
       </w:pPr>
       <w:r>
         <w:t>Drag-Along ab einer Mehrheit von 75 Prozent</w:t>
@@ -426,6 +470,7 @@
     <w:p>
       <w:pPr>
         <w:pStyle w:val="ListBullet"/>
+        <w:spacing w:line="259" w:lineRule="auto" w:after="60"/>
       </w:pPr>
       <w:r>
         <w:t>Tag-Along ab einem Verkauf von mehr als 25 Prozent durch einen oder mehrere Gründer</w:t>
@@ -434,6 +479,7 @@
     <w:p>
       <w:pPr>
         <w:pStyle w:val="ListBullet"/>
+        <w:spacing w:line="259" w:lineRule="auto" w:after="60"/>
       </w:pPr>
       <w:r>
         <w:t>Mitwirkung an wesentlichen Beschlüssen (Veto-Katalog siehe Punkt 3)</w:t>
@@ -442,6 +488,7 @@
     <w:p>
       <w:pPr>
         <w:pStyle w:val="Heading3"/>
+        <w:spacing w:line="259" w:lineRule="auto" w:after="60"/>
       </w:pPr>
       <w:r>
         <w:rPr>
@@ -452,6 +499,7 @@
     </w:p>
     <w:p>
       <w:pPr>
+        <w:spacing w:line="259" w:lineRule="auto" w:after="60"/>
         <w:jc w:val="left"/>
       </w:pPr>
       <w:r>
@@ -461,6 +509,7 @@
     <w:p>
       <w:pPr>
         <w:pStyle w:val="ListBullet"/>
+        <w:spacing w:line="259" w:lineRule="auto" w:after="60"/>
       </w:pPr>
       <w:r>
         <w:t>Satzungsänderungen</w:t>
@@ -469,6 +518,7 @@
     <w:p>
       <w:pPr>
         <w:pStyle w:val="ListBullet"/>
+        <w:spacing w:line="259" w:lineRule="auto" w:after="60"/>
       </w:pPr>
       <w:r>
         <w:t>Kapitalerhöhungen und Kapitalherabsetzungen</w:t>
@@ -477,6 +527,7 @@
     <w:p>
       <w:pPr>
         <w:pStyle w:val="ListBullet"/>
+        <w:spacing w:line="259" w:lineRule="auto" w:after="60"/>
       </w:pPr>
       <w:r>
         <w:t>Aufnahme neuer Gesellschafter</w:t>
@@ -485,6 +536,7 @@
     <w:p>
       <w:pPr>
         <w:pStyle w:val="ListBullet"/>
+        <w:spacing w:line="259" w:lineRule="auto" w:after="60"/>
       </w:pPr>
       <w:r>
         <w:t>Verkauf wesentlicher Vermögenswerte (mehr als 25 Prozent des Bruttovermögens)</w:t>
@@ -493,6 +545,7 @@
     <w:p>
       <w:pPr>
         <w:pStyle w:val="ListBullet"/>
+        <w:spacing w:line="259" w:lineRule="auto" w:after="60"/>
       </w:pPr>
       <w:r>
         <w:t>Token-Emission oder Ausgabe von Krypto-Werten</w:t>
@@ -501,6 +554,7 @@
     <w:p>
       <w:pPr>
         <w:pStyle w:val="ListBullet"/>
+        <w:spacing w:line="259" w:lineRule="auto" w:after="60"/>
       </w:pPr>
       <w:r>
         <w:t>Aufnahme von Fremdkapital über 100.000 EUR</w:t>
@@ -509,6 +563,7 @@
     <w:p>
       <w:pPr>
         <w:pStyle w:val="ListBullet"/>
+        <w:spacing w:line="259" w:lineRule="auto" w:after="60"/>
       </w:pPr>
       <w:r>
         <w:t>Vergütung der Geschäftsführerin oberhalb des im Geschäftsführerdienstvertrag festgelegten Rahmens</w:t>
@@ -517,6 +572,7 @@
     <w:p>
       <w:pPr>
         <w:pStyle w:val="Heading3"/>
+        <w:spacing w:line="259" w:lineRule="auto" w:after="60"/>
       </w:pPr>
       <w:r>
         <w:rPr>
@@ -527,6 +583,7 @@
     </w:p>
     <w:p>
       <w:pPr>
+        <w:spacing w:line="259" w:lineRule="auto" w:after="60"/>
         <w:jc w:val="left"/>
       </w:pPr>
       <w:r>
@@ -545,6 +602,7 @@
     <w:p>
       <w:pPr>
         <w:pStyle w:val="Heading3"/>
+        <w:spacing w:line="259" w:lineRule="auto" w:after="60"/>
       </w:pPr>
       <w:r>
         <w:rPr>
@@ -555,6 +613,7 @@
     </w:p>
     <w:p>
       <w:pPr>
+        <w:spacing w:line="259" w:lineRule="auto" w:after="60"/>
         <w:jc w:val="left"/>
       </w:pPr>
       <w:r>
@@ -564,6 +623,7 @@
     <w:p>
       <w:pPr>
         <w:pStyle w:val="Heading3"/>
+        <w:spacing w:line="259" w:lineRule="auto" w:after="60"/>
       </w:pPr>
       <w:r>
         <w:rPr>
@@ -574,6 +634,7 @@
     </w:p>
     <w:p>
       <w:pPr>
+        <w:spacing w:line="259" w:lineRule="auto" w:after="60"/>
         <w:jc w:val="left"/>
       </w:pPr>
       <w:r>
@@ -583,6 +644,7 @@
     <w:p>
       <w:pPr>
         <w:pStyle w:val="ListBullet"/>
+        <w:spacing w:line="259" w:lineRule="auto" w:after="60"/>
       </w:pPr>
       <w:r>
         <w:t>18.000 EUR Personalkosten Jonas (zwei Monate Vollzeit für Protokoll-Entwicklung)</w:t>
@@ -591,6 +653,7 @@
     <w:p>
       <w:pPr>
         <w:pStyle w:val="ListBullet"/>
+        <w:spacing w:line="259" w:lineRule="auto" w:after="60"/>
       </w:pPr>
       <w:r>
         <w:t>10.000 EUR Cloud- und Infrastrukturkosten</w:t>
@@ -599,6 +662,7 @@
     <w:p>
       <w:pPr>
         <w:pStyle w:val="ListBullet"/>
+        <w:spacing w:line="259" w:lineRule="auto" w:after="60"/>
       </w:pPr>
       <w:r>
         <w:t>7.000 EUR Rechts- und Notarkosten (Side-Letter, IP-Vereinbarungen)</w:t>
@@ -607,6 +671,7 @@
     <w:p>
       <w:pPr>
         <w:pStyle w:val="ListBullet"/>
+        <w:spacing w:line="259" w:lineRule="auto" w:after="60"/>
       </w:pPr>
       <w:r>
         <w:t>5.000 EUR Marketing-Setup</w:t>
@@ -615,6 +680,7 @@
     <w:p>
       <w:pPr>
         <w:pStyle w:val="ListBullet"/>
+        <w:spacing w:line="259" w:lineRule="auto" w:after="60"/>
       </w:pPr>
       <w:r>
         <w:t>4.000 EUR Datenschutz und Compliance</w:t>
@@ -623,6 +689,7 @@
     <w:p>
       <w:pPr>
         <w:pStyle w:val="ListBullet"/>
+        <w:spacing w:line="259" w:lineRule="auto" w:after="60"/>
       </w:pPr>
       <w:r>
         <w:t>6.000 EUR Liquiditätspuffer</w:t>
@@ -631,6 +698,7 @@
     <w:p>
       <w:pPr>
         <w:pStyle w:val="Heading3"/>
+        <w:spacing w:line="259" w:lineRule="auto" w:after="60"/>
       </w:pPr>
       <w:r>
         <w:rPr>
@@ -642,6 +710,7 @@
     <w:p>
       <w:pPr>
         <w:pStyle w:val="ListBullet"/>
+        <w:spacing w:line="259" w:lineRule="auto" w:after="60"/>
       </w:pPr>
       <w:r>
         <w:t>Eintragung der Gesellschaft im Handelsregister</w:t>
@@ -650,6 +719,7 @@
     <w:p>
       <w:pPr>
         <w:pStyle w:val="ListBullet"/>
+        <w:spacing w:line="259" w:lineRule="auto" w:after="60"/>
       </w:pPr>
       <w:r>
         <w:t>Unterzeichnung Side-Letter</w:t>
@@ -658,6 +728,7 @@
     <w:p>
       <w:pPr>
         <w:pStyle w:val="ListBullet"/>
+        <w:spacing w:line="259" w:lineRule="auto" w:after="60"/>
       </w:pPr>
       <w:r>
         <w:t>IP-Assignment-Vereinbarungen der Gründer</w:t>
@@ -666,6 +737,7 @@
     <w:p>
       <w:pPr>
         <w:pStyle w:val="ListBullet"/>
+        <w:spacing w:line="259" w:lineRule="auto" w:after="60"/>
       </w:pPr>
       <w:r>
         <w:t>Lizenzvertrag Domain und Repository zwischen Mira Holzbach und Gesellschaft</w:t>
@@ -674,6 +746,7 @@
     <w:p>
       <w:pPr>
         <w:pStyle w:val="ListBullet"/>
+        <w:spacing w:line="259" w:lineRule="auto" w:after="60"/>
       </w:pPr>
       <w:r>
         <w:t>Kein Material Adverse Change zwischen Termsheet und Closing</w:t>
@@ -682,6 +755,7 @@
     <w:p>
       <w:pPr>
         <w:pStyle w:val="ListBullet"/>
+        <w:spacing w:line="259" w:lineRule="auto" w:after="60"/>
       </w:pPr>
       <w:r>
         <w:t>Bestätigung des Steuerberaters über saubere Gründungsstruktur (Vermeidung verdeckter Sacheinlage)</w:t>
@@ -690,6 +764,7 @@
     <w:p>
       <w:pPr>
         <w:pStyle w:val="Heading3"/>
+        <w:spacing w:line="259" w:lineRule="auto" w:after="60"/>
       </w:pPr>
       <w:r>
         <w:rPr>
@@ -700,6 +775,7 @@
     </w:p>
     <w:p>
       <w:pPr>
+        <w:spacing w:line="259" w:lineRule="auto" w:after="60"/>
         <w:jc w:val="left"/>
       </w:pPr>
       <w:r>
@@ -709,6 +785,7 @@
     <w:p>
       <w:pPr>
         <w:pStyle w:val="Heading3"/>
+        <w:spacing w:line="259" w:lineRule="auto" w:after="60"/>
       </w:pPr>
       <w:r>
         <w:rPr>
@@ -719,6 +796,7 @@
     </w:p>
     <w:p>
       <w:pPr>
+        <w:spacing w:line="259" w:lineRule="auto" w:after="60"/>
         <w:jc w:val="left"/>
       </w:pPr>
       <w:r>
@@ -728,6 +806,7 @@
     <w:p>
       <w:pPr>
         <w:pStyle w:val="Heading3"/>
+        <w:spacing w:line="259" w:lineRule="auto" w:after="60"/>
       </w:pPr>
       <w:r>
         <w:rPr>
@@ -738,15 +817,21 @@
     </w:p>
     <w:p>
       <w:pPr>
+        <w:spacing w:line="259" w:lineRule="auto" w:after="60"/>
         <w:jc w:val="left"/>
       </w:pPr>
       <w:r>
         <w:t>Dieses Termsheet ist mit Ausnahme der Klauseln zu Exklusivität (Nummer 8) und Vertraulichkeit unverbindlich. Verbindlich werden die Konditionen erst mit notarieller Beurkundung der Kapitalerhöhung und Unterzeichnung des Side-Letters.</w:t>
       </w:r>
     </w:p>
-    <w:p/>
     <w:p>
       <w:pPr>
+        <w:spacing w:line="259" w:lineRule="auto" w:after="60"/>
+      </w:pPr>
+    </w:p>
+    <w:p>
+      <w:pPr>
+        <w:spacing w:line="259" w:lineRule="auto" w:after="60"/>
         <w:jc w:val="left"/>
       </w:pPr>
       <w:r>
@@ -755,6 +840,7 @@
     </w:p>
     <w:p>
       <w:pPr>
+        <w:spacing w:line="259" w:lineRule="auto" w:after="60"/>
         <w:jc w:val="left"/>
       </w:pPr>
       <w:r>
@@ -763,6 +849,7 @@
     </w:p>
     <w:p>
       <w:pPr>
+        <w:spacing w:line="259" w:lineRule="auto" w:after="60"/>
         <w:jc w:val="left"/>
       </w:pPr>
       <w:r>
@@ -770,13 +857,58 @@
       </w:r>
     </w:p>
     <w:sectPr>
+      <w:headerReference w:type="default" r:id="rId9"/>
+      <w:footerReference w:type="default" r:id="rId10"/>
       <w:pgSz w:w="11906" w:h="16838"/>
-      <w:pgMar w:top="1417" w:right="1417" w:bottom="1417" w:left="1417" w:header="720" w:footer="720" w:gutter="0"/>
+      <w:pgMar w:top="1191" w:right="1247" w:bottom="1134" w:left="1361" w:header="720" w:footer="720" w:gutter="0"/>
       <w:cols w:space="720"/>
       <w:docGrid w:linePitch="360"/>
     </w:sectPr>
   </w:body>
 </w:document>
+</file>
+
+<file path=word/footer1.xml><?xml version="1.0" encoding="utf-8"?>
+<w:ftr xmlns:m="http://schemas.openxmlformats.org/officeDocument/2006/math" xmlns:mc="http://schemas.openxmlformats.org/markup-compatibility/2006" xmlns:mo="http://schemas.microsoft.com/office/mac/office/2008/main" xmlns:mv="urn:schemas-microsoft-com:mac:vml" xmlns:o="urn:schemas-microsoft-com:office:office" xmlns:r="http://schemas.openxmlformats.org/officeDocument/2006/relationships" xmlns:v="urn:schemas-microsoft-com:vml" xmlns:w10="urn:schemas-microsoft-com:office:word" xmlns:w14="http://schemas.microsoft.com/office/word/2010/wordml" xmlns:w="http://schemas.openxmlformats.org/wordprocessingml/2006/main" xmlns:wne="http://schemas.microsoft.com/office/word/2006/wordml" xmlns:wp14="http://schemas.microsoft.com/office/word/2010/wordprocessingDrawing" xmlns:wp="http://schemas.openxmlformats.org/drawingml/2006/wordprocessingDrawing" xmlns:wpc="http://schemas.microsoft.com/office/word/2010/wordprocessingCanvas" xmlns:wpg="http://schemas.microsoft.com/office/word/2010/wordprocessingGroup" xmlns:wpi="http://schemas.microsoft.com/office/word/2010/wordprocessingInk" xmlns:wps="http://schemas.microsoft.com/office/word/2010/wordprocessingShape" mc:Ignorable="w14 wp14">
+  <w:p>
+    <w:pPr>
+      <w:pStyle w:val="Footer"/>
+      <w:jc w:val="left"/>
+    </w:pPr>
+    <w:r/>
+    <w:r>
+      <w:rPr>
+        <w:rFonts w:ascii="Times New Roman" w:hAnsi="Times New Roman"/>
+        <w:b w:val="0"/>
+        <w:color w:val="777777"/>
+        <w:sz w:val="17"/>
+      </w:rPr>
+      <w:t>Vertraulich | Bearbeitungsstand Juli 2026 | nur zur Aktenbearbeitung</w:t>
+    </w:r>
+  </w:p>
+</w:ftr>
+</file>
+
+<file path=word/header1.xml><?xml version="1.0" encoding="utf-8"?>
+<w:hdr xmlns:m="http://schemas.openxmlformats.org/officeDocument/2006/math" xmlns:mc="http://schemas.openxmlformats.org/markup-compatibility/2006" xmlns:mo="http://schemas.microsoft.com/office/mac/office/2008/main" xmlns:mv="urn:schemas-microsoft-com:mac:vml" xmlns:o="urn:schemas-microsoft-com:office:office" xmlns:r="http://schemas.openxmlformats.org/officeDocument/2006/relationships" xmlns:v="urn:schemas-microsoft-com:vml" xmlns:w10="urn:schemas-microsoft-com:office:word" xmlns:w14="http://schemas.microsoft.com/office/word/2010/wordml" xmlns:w="http://schemas.openxmlformats.org/wordprocessingml/2006/main" xmlns:wne="http://schemas.microsoft.com/office/word/2006/wordml" xmlns:wp14="http://schemas.microsoft.com/office/word/2010/wordprocessingDrawing" xmlns:wp="http://schemas.openxmlformats.org/drawingml/2006/wordprocessingDrawing" xmlns:wpc="http://schemas.microsoft.com/office/word/2010/wordprocessingCanvas" xmlns:wpg="http://schemas.microsoft.com/office/word/2010/wordprocessingGroup" xmlns:wpi="http://schemas.microsoft.com/office/word/2010/wordprocessingInk" xmlns:wps="http://schemas.microsoft.com/office/word/2010/wordprocessingShape" mc:Ignorable="w14 wp14">
+  <w:p>
+    <w:pPr>
+      <w:pStyle w:val="Header"/>
+      <w:jc w:val="left"/>
+    </w:pPr>
+    <w:r/>
+    <w:r>
+      <w:rPr>
+        <w:rFonts w:ascii="Times New Roman" w:hAnsi="Times New Roman"/>
+        <w:b w:val="0"/>
+        <w:i w:val="0"/>
+        <w:color w:val="666666"/>
+        <w:sz w:val="17"/>
+      </w:rPr>
+      <w:t>Hagemann &amp; Westarp Rechtsanwälte | Gesellschaftsrechtliche Arbeitsakte | Bearbeitungsstand Juli 2026</w:t>
+    </w:r>
+  </w:p>
+</w:hdr>
 </file>
 
 <file path=word/numbering.xml><?xml version="1.0" encoding="utf-8"?>
@@ -1493,11 +1625,12 @@
       <w:contextualSpacing/>
     </w:pPr>
     <w:rPr>
-      <w:rFonts w:asciiTheme="majorHAnsi" w:eastAsiaTheme="majorEastAsia" w:hAnsiTheme="majorHAnsi" w:cstheme="majorBidi"/>
+      <w:rFonts w:asciiTheme="majorHAnsi" w:eastAsiaTheme="majorEastAsia" w:hAnsiTheme="majorHAnsi" w:cstheme="majorBidi" w:ascii="Times New Roman" w:hAnsi="Times New Roman"/>
+      <w:b/>
       <w:color w:val="17365D" w:themeColor="text2" w:themeShade="BF"/>
       <w:spacing w:val="5"/>
       <w:kern w:val="28"/>
-      <w:sz w:val="52"/>
+      <w:sz w:val="30"/>
       <w:szCs w:val="52"/>
     </w:rPr>
   </w:style>
